--- a/extrakty/doc/TC278WG7/extract_17572-2_(2009).docx
+++ b/extrakty/doc/TC278WG7/extract_17572-2_(2009).docx
@@ -978,7 +978,7 @@
         <w:rPr>
           <w:lang w:bidi="zxx"/>
         </w:rPr>
-        <w:t>Různé lokační referenční systémy více či méně podporují standardizované cesty vytváření nových lokačních databází.Všechny vycházejí z podstaty, kde konceptuální model specifikuje jak rozdílné lokační kategorie uvedené v části 1 souvisí navzájem. Tato specifikace společně s odbornou literaturou napomáhá k vytváření nových lokačních databází.</w:t>
+        <w:t xml:space="preserve">Různé lokační referenční systémy více či méně podporují standardizované cesty vytváření nových lokačních databází. Všechny vycházejí z podstaty, kde konceptuální model specifikuje jak rozdílné lokační kategorie uvedené v části 1 souvisí navzájem. Tato specifikace společně s odbornou literaturou napomáhá k vytváření nových lokačních databází.</w:t>
       </w:r>
     </w:p>
     <w:p>
@@ -3091,7 +3091,7 @@
         <w:rPr>
           <w:lang w:bidi="zxx"/>
         </w:rPr>
-        <w:t>Tato příloha definuje datové struktury korejského uzlově-liniového identifikačního referenčního modelu užívaného v předkódovaném LRC zásobníku.Vlastní metoda označení pozic je popsána v článku 8.3.</w:t>
+        <w:t xml:space="preserve">Tato příloha definuje datové struktury korejského uzlově-liniového identifikačního referenčního modelu užívaného v předkódovaném LRC zásobníku. Vlastní metoda označení pozic je popsána v článku 8.3.</w:t>
       </w:r>
     </w:p>
     <w:p>
